--- a/docs/Introduction-to-Python.docx
+++ b/docs/Introduction-to-Python.docx
@@ -289,7 +289,7 @@
     </w:p>
     <w:bookmarkEnd w:id="26"/>
     <w:bookmarkEnd w:id="27"/>
-    <w:bookmarkStart w:id="47" w:name="intro-to-computing"/>
+    <w:bookmarkStart w:id="53" w:name="intro-to-computing"/>
     <w:p>
       <w:pPr>
         <w:pStyle w:val="Heading1"/>
@@ -626,7 +626,7 @@
       </w:r>
     </w:p>
     <w:bookmarkEnd w:id="34"/>
-    <w:bookmarkStart w:id="35" w:name="google-colab-setup"/>
+    <w:bookmarkStart w:id="39" w:name="google-colab-setup"/>
     <w:p>
       <w:pPr>
         <w:pStyle w:val="Heading2"/>
@@ -675,7 +675,68 @@
         <w:t xml:space="preserve"> </w:t>
       </w:r>
       <w:r>
-        <w:t xml:space="preserve">in your Google Classroom workspace. If you are taking this course on your own time, open up…</w:t>
+        <w:t xml:space="preserve">in your Google Classroom workspace. If you are taking this course on your own time, you can view it</w:t>
+      </w:r>
+      <w:r>
+        <w:t xml:space="preserve"> </w:t>
+      </w:r>
+      <w:hyperlink r:id="rId35">
+        <w:r>
+          <w:rPr>
+            <w:rStyle w:val="Hyperlink"/>
+          </w:rPr>
+          <w:t xml:space="preserve">here</w:t>
+        </w:r>
+      </w:hyperlink>
+      <w:r>
+        <w:t xml:space="preserve">.</w:t>
+      </w:r>
+    </w:p>
+    <w:p>
+      <w:pPr>
+        <w:pStyle w:val="BodyText"/>
+      </w:pPr>
+      <w:r>
+        <w:drawing>
+          <wp:inline>
+            <wp:extent cx="5334000" cy="3364523"/>
+            <wp:effectExtent b="0" l="0" r="0" t="0"/>
+            <wp:docPr descr="" title="" id="37" name="Picture"/>
+            <a:graphic>
+              <a:graphicData uri="http://schemas.openxmlformats.org/drawingml/2006/picture">
+                <pic:pic>
+                  <pic:nvPicPr>
+                    <pic:cNvPr descr="images/colab.png" id="38" name="Picture"/>
+                    <pic:cNvPicPr>
+                      <a:picLocks noChangeArrowheads="1" noChangeAspect="1"/>
+                    </pic:cNvPicPr>
+                  </pic:nvPicPr>
+                  <pic:blipFill>
+                    <a:blip r:embed="rId36"/>
+                    <a:stretch>
+                      <a:fillRect/>
+                    </a:stretch>
+                  </pic:blipFill>
+                  <pic:spPr bwMode="auto">
+                    <a:xfrm>
+                      <a:off x="0" y="0"/>
+                      <a:ext cx="5334000" cy="3364523"/>
+                    </a:xfrm>
+                    <a:prstGeom prst="rect">
+                      <a:avLst/>
+                    </a:prstGeom>
+                    <a:noFill/>
+                    <a:ln w="9525">
+                      <a:noFill/>
+                      <a:headEnd/>
+                      <a:tailEnd/>
+                    </a:ln>
+                  </pic:spPr>
+                </pic:pic>
+              </a:graphicData>
+            </a:graphic>
+          </wp:inline>
+        </w:drawing>
       </w:r>
     </w:p>
     <w:p>
@@ -926,8 +987,8 @@
         <w:t xml:space="preserve">Now, we will get to the basics of programming grammar.</w:t>
       </w:r>
     </w:p>
-    <w:bookmarkEnd w:id="35"/>
-    <w:bookmarkStart w:id="40" w:name="Xed929e8e244501a3ccd9cc2b19fee2479fdeb1e"/>
+    <w:bookmarkEnd w:id="39"/>
+    <w:bookmarkStart w:id="44" w:name="Xed929e8e244501a3ccd9cc2b19fee2479fdeb1e"/>
     <w:p>
       <w:pPr>
         <w:pStyle w:val="Heading2"/>
@@ -1565,7 +1626,7 @@
         <w:t xml:space="preserve">function isn’t typically used, it is not automatically available, so we used the import statement to load it in.)</w:t>
       </w:r>
     </w:p>
-    <w:bookmarkStart w:id="39" w:name="data-types"/>
+    <w:bookmarkStart w:id="43" w:name="data-types"/>
     <w:p>
       <w:pPr>
         <w:pStyle w:val="Heading3"/>
@@ -1843,18 +1904,18 @@
           <wp:inline>
             <wp:extent cx="3632200" cy="3149600"/>
             <wp:effectExtent b="0" l="0" r="0" t="0"/>
-            <wp:docPr descr="Function machine from algebra class." title="" id="37" name="Picture"/>
+            <wp:docPr descr="Function machine from algebra class." title="" id="41" name="Picture"/>
             <a:graphic>
               <a:graphicData uri="http://schemas.openxmlformats.org/drawingml/2006/picture">
                 <pic:pic>
                   <pic:nvPicPr>
-                    <pic:cNvPr descr="images/function_machine.png" id="38" name="Picture"/>
+                    <pic:cNvPr descr="images/function_machine.png" id="42" name="Picture"/>
                     <pic:cNvPicPr>
                       <a:picLocks noChangeArrowheads="1" noChangeAspect="1"/>
                     </pic:cNvPicPr>
                   </pic:nvPicPr>
                   <pic:blipFill>
-                    <a:blip r:embed="rId36"/>
+                    <a:blip r:embed="rId40"/>
                     <a:stretch>
                       <a:fillRect/>
                     </a:stretch>
@@ -1934,9 +1995,9 @@
         <w:t xml:space="preserve">function, the input is a String, and the output is an Integer. We will see increasingly complex functions with all sorts of different inputs and outputs.</w:t>
       </w:r>
     </w:p>
-    <w:bookmarkEnd w:id="39"/>
-    <w:bookmarkEnd w:id="40"/>
-    <w:bookmarkStart w:id="42" w:name="X1f850e8847cb14e48c782cfb9e00b75c385c11f"/>
+    <w:bookmarkEnd w:id="43"/>
+    <w:bookmarkEnd w:id="44"/>
+    <w:bookmarkStart w:id="46" w:name="X1f850e8847cb14e48c782cfb9e00b75c385c11f"/>
     <w:p>
       <w:pPr>
         <w:pStyle w:val="Heading2"/>
@@ -2050,7 +2111,7 @@
         <w:t xml:space="preserve">.</w:t>
       </w:r>
     </w:p>
-    <w:bookmarkStart w:id="41" w:name="execution-rule-for-variable-assignment"/>
+    <w:bookmarkStart w:id="45" w:name="execution-rule-for-variable-assignment"/>
     <w:p>
       <w:pPr>
         <w:pStyle w:val="Heading3"/>
@@ -2325,9 +2386,9 @@
         <w:t xml:space="preserve">.</w:t>
       </w:r>
     </w:p>
-    <w:bookmarkEnd w:id="41"/>
-    <w:bookmarkEnd w:id="42"/>
-    <w:bookmarkStart w:id="44" w:name="Xbd8fe5e9bf6d706f91520fcf2d361928c1d22c9"/>
+    <w:bookmarkEnd w:id="45"/>
+    <w:bookmarkEnd w:id="46"/>
+    <w:bookmarkStart w:id="48" w:name="Xbd8fe5e9bf6d706f91520fcf2d361928c1d22c9"/>
     <w:p>
       <w:pPr>
         <w:pStyle w:val="Heading2"/>
@@ -2395,7 +2456,7 @@
         <w:t xml:space="preserve">a data type.</w:t>
       </w:r>
     </w:p>
-    <w:bookmarkStart w:id="43" w:name="execution-rule-for-functions"/>
+    <w:bookmarkStart w:id="47" w:name="execution-rule-for-functions"/>
     <w:p>
       <w:pPr>
         <w:pStyle w:val="Heading3"/>
@@ -2993,9 +3054,9 @@
         <w:t xml:space="preserve">## 8</w:t>
       </w:r>
     </w:p>
-    <w:bookmarkEnd w:id="43"/>
-    <w:bookmarkEnd w:id="44"/>
-    <w:bookmarkStart w:id="46" w:name="tips-on-writing-your-first-code"/>
+    <w:bookmarkEnd w:id="47"/>
+    <w:bookmarkEnd w:id="48"/>
+    <w:bookmarkStart w:id="50" w:name="tips-on-writing-your-first-code"/>
     <w:p>
       <w:pPr>
         <w:pStyle w:val="Heading2"/>
@@ -3029,7 +3090,7 @@
         <w:pStyle w:val="BodyText"/>
       </w:pPr>
       <w:r>
-        <w:t xml:space="preserve">Even the smallest spelling and formatting changes will cause unexpected output and errors!</w:t>
+        <w:t xml:space="preserve">Computers are excellent at doing something specific over and over again, but is extremely rigid and lack flexibility. Here are some tips that is helpful for beginners:</w:t>
       </w:r>
     </w:p>
     <w:p>
@@ -3086,7 +3147,7 @@
       <w:r>
         <w:t xml:space="preserve"> </w:t>
       </w:r>
-      <w:hyperlink r:id="rId45">
+      <w:hyperlink r:id="rId49">
         <w:r>
           <w:rPr>
             <w:rStyle w:val="Hyperlink"/>
@@ -3098,9 +3159,50 @@
         <w:t xml:space="preserve">.</w:t>
       </w:r>
     </w:p>
-    <w:bookmarkEnd w:id="46"/>
-    <w:bookmarkEnd w:id="47"/>
-    <w:bookmarkStart w:id="55" w:name="about-the-authors"/>
+    <w:bookmarkEnd w:id="50"/>
+    <w:bookmarkStart w:id="52" w:name="exercises"/>
+    <w:p>
+      <w:pPr>
+        <w:pStyle w:val="Heading2"/>
+      </w:pPr>
+      <w:r>
+        <w:rPr>
+          <w:rStyle w:val="SectionNumber"/>
+        </w:rPr>
+        <w:t xml:space="preserve">1.9</w:t>
+      </w:r>
+      <w:r>
+        <w:tab/>
+      </w:r>
+      <w:r>
+        <w:t xml:space="preserve">Exercises</w:t>
+      </w:r>
+    </w:p>
+    <w:p>
+      <w:pPr>
+        <w:pStyle w:val="FirstParagraph"/>
+      </w:pPr>
+      <w:r>
+        <w:t xml:space="preserve">Exercise for week 1 can be found</w:t>
+      </w:r>
+      <w:r>
+        <w:t xml:space="preserve"> </w:t>
+      </w:r>
+      <w:hyperlink r:id="rId51">
+        <w:r>
+          <w:rPr>
+            <w:rStyle w:val="Hyperlink"/>
+          </w:rPr>
+          <w:t xml:space="preserve">here</w:t>
+        </w:r>
+      </w:hyperlink>
+      <w:r>
+        <w:t xml:space="preserve">.</w:t>
+      </w:r>
+    </w:p>
+    <w:bookmarkEnd w:id="52"/>
+    <w:bookmarkEnd w:id="53"/>
+    <w:bookmarkStart w:id="61" w:name="about-the-authors"/>
     <w:p>
       <w:pPr>
         <w:pStyle w:val="Heading1"/>
@@ -3119,7 +3221,7 @@
       <w:r>
         <w:t xml:space="preserve"> </w:t>
       </w:r>
-      <w:hyperlink r:id="rId48">
+      <w:hyperlink r:id="rId54">
         <w:r>
           <w:rPr>
             <w:rStyle w:val="Hyperlink"/>
@@ -3231,7 +3333,7 @@
               <w:pStyle w:val="Compact"/>
               <w:jc w:val="left"/>
             </w:pPr>
-            <w:hyperlink r:id="rId49">
+            <w:hyperlink r:id="rId55">
               <w:r>
                 <w:rPr>
                   <w:rStyle w:val="Hyperlink"/>
@@ -3589,7 +3691,7 @@
               <w:pStyle w:val="Compact"/>
               <w:jc w:val="left"/>
             </w:pPr>
-            <w:hyperlink r:id="rId50">
+            <w:hyperlink r:id="rId56">
               <w:r>
                 <w:rPr>
                   <w:rStyle w:val="Hyperlink"/>
@@ -3603,7 +3705,7 @@
             <w:r>
               <w:t xml:space="preserve"> </w:t>
             </w:r>
-            <w:hyperlink r:id="rId51">
+            <w:hyperlink r:id="rId57">
               <w:r>
                 <w:rPr>
                   <w:rStyle w:val="Hyperlink"/>
@@ -3617,7 +3719,7 @@
             <w:r>
               <w:t xml:space="preserve"> </w:t>
             </w:r>
-            <w:hyperlink r:id="rId52">
+            <w:hyperlink r:id="rId58">
               <w:r>
                 <w:rPr>
                   <w:rStyle w:val="Hyperlink"/>
@@ -3648,7 +3750,7 @@
               <w:pStyle w:val="Compact"/>
               <w:jc w:val="left"/>
             </w:pPr>
-            <w:hyperlink r:id="rId50">
+            <w:hyperlink r:id="rId56">
               <w:r>
                 <w:rPr>
                   <w:rStyle w:val="Hyperlink"/>
@@ -3679,7 +3781,7 @@
               <w:pStyle w:val="Compact"/>
               <w:jc w:val="left"/>
             </w:pPr>
-            <w:hyperlink r:id="rId51">
+            <w:hyperlink r:id="rId57">
               <w:r>
                 <w:rPr>
                   <w:rStyle w:val="Hyperlink"/>
@@ -3693,7 +3795,7 @@
             <w:r>
               <w:t xml:space="preserve"> </w:t>
             </w:r>
-            <w:hyperlink r:id="rId52">
+            <w:hyperlink r:id="rId58">
               <w:r>
                 <w:rPr>
                   <w:rStyle w:val="Hyperlink"/>
@@ -3707,7 +3809,7 @@
             <w:r>
               <w:t xml:space="preserve"> </w:t>
             </w:r>
-            <w:hyperlink r:id="rId50">
+            <w:hyperlink r:id="rId56">
               <w:r>
                 <w:rPr>
                   <w:rStyle w:val="Hyperlink"/>
@@ -3729,7 +3831,7 @@
             <w:r>
               <w:t xml:space="preserve">Package Developers (</w:t>
             </w:r>
-            <w:hyperlink r:id="rId53">
+            <w:hyperlink r:id="rId59">
               <w:r>
                 <w:rPr>
                   <w:rStyle w:val="Hyperlink"/>
@@ -3743,7 +3845,7 @@
             <w:r>
               <w:t xml:space="preserve"> </w:t>
             </w:r>
-            <w:hyperlink r:id="rId50">
+            <w:hyperlink r:id="rId56">
               <w:r>
                 <w:rPr>
                   <w:rStyle w:val="Hyperlink"/>
@@ -3757,7 +3859,7 @@
             <w:r>
               <w:t xml:space="preserve"> </w:t>
             </w:r>
-            <w:hyperlink r:id="rId54">
+            <w:hyperlink r:id="rId60">
               <w:r>
                 <w:rPr>
                   <w:rStyle w:val="Hyperlink"/>
@@ -3771,7 +3873,7 @@
             <w:r>
               <w:t xml:space="preserve"> </w:t>
             </w:r>
-            <w:hyperlink r:id="rId51">
+            <w:hyperlink r:id="rId57">
               <w:r>
                 <w:rPr>
                   <w:rStyle w:val="Hyperlink"/>
@@ -4157,7 +4259,7 @@
         <w:rPr>
           <w:rStyle w:val="VerbatimChar"/>
         </w:rPr>
-        <w:t xml:space="preserve">##  date     2024-08-07</w:t>
+        <w:t xml:space="preserve">##  date     2024-08-09</w:t>
       </w:r>
       <w:r>
         <w:br/>
@@ -4601,8 +4703,8 @@
         <w:t xml:space="preserve">## ──────────────────────────────────────────────────────────────────────────────</w:t>
       </w:r>
     </w:p>
-    <w:bookmarkEnd w:id="55"/>
-    <w:bookmarkStart w:id="56" w:name="references"/>
+    <w:bookmarkEnd w:id="61"/>
+    <w:bookmarkStart w:id="62" w:name="references"/>
     <w:p>
       <w:pPr>
         <w:pStyle w:val="Heading1"/>
@@ -4620,7 +4722,7 @@
         <w:t xml:space="preserve">References</w:t>
       </w:r>
     </w:p>
-    <w:bookmarkEnd w:id="56"/>
+    <w:bookmarkEnd w:id="62"/>
     <w:sectPr/>
   </w:body>
 </w:document>
